--- a/data/outputs/v2/Chemistry/SS2.1_Introduction_to_Salts/Chemistry_Introduction_to_Salts_FinalExplanation_TeacherKey.docx
+++ b/data/outputs/v2/Chemistry/SS2.1_Introduction_to_Salts/Chemistry_Introduction_to_Salts_FinalExplanation_TeacherKey.docx
@@ -1826,7 +1826,7 @@
         </w:rPr>
         <w:t xml:space="preserve">© 2026 SeaVuria and ARES. This work is licensed under a </w:t>
       </w:r>
-      <w:hyperlink w:history="1" r:id="rIdax0l2y4y0xatv1f_5ggvo">
+      <w:hyperlink w:history="1" r:id="rIdw1q1c8rzjnlnequ-zkidp">
         <w:r>
           <w:rPr>
             <w:rFonts w:ascii="Arial" w:cs="Arial" w:eastAsia="Arial" w:hAnsi="Arial"/>
@@ -1846,7 +1846,7 @@
         </w:rPr>
         <w:t xml:space="preserve"> (</w:t>
       </w:r>
-      <w:hyperlink w:history="1" r:id="rIdqahobm50bajy_yqmq09-z">
+      <w:hyperlink w:history="1" r:id="rIdmbmiwecdqaqr4gghpz1_h">
         <w:r>
           <w:rPr>
             <w:rFonts w:ascii="Arial" w:cs="Arial" w:eastAsia="Arial" w:hAnsi="Arial"/>
@@ -1866,7 +1866,7 @@
         </w:rPr>
         <w:t xml:space="preserve">). To view a copy of this license, visit </w:t>
       </w:r>
-      <w:hyperlink w:history="1" r:id="rIdm7vk5mbqmlinly93ho-mh">
+      <w:hyperlink w:history="1" r:id="rId5zivo3n5jhue3ev07tluz">
         <w:r>
           <w:rPr>
             <w:rFonts w:ascii="Arial" w:cs="Arial" w:eastAsia="Arial" w:hAnsi="Arial"/>

--- a/data/outputs/v2/Chemistry/SS2.1_Introduction_to_Salts/Chemistry_Introduction_to_Salts_FinalExplanation_TeacherKey.docx
+++ b/data/outputs/v2/Chemistry/SS2.1_Introduction_to_Salts/Chemistry_Introduction_to_Salts_FinalExplanation_TeacherKey.docx
@@ -1826,7 +1826,7 @@
         </w:rPr>
         <w:t xml:space="preserve">© 2026 SeaVuria and ARES. This work is licensed under a </w:t>
       </w:r>
-      <w:hyperlink w:history="1" r:id="rIdw1q1c8rzjnlnequ-zkidp">
+      <w:hyperlink w:history="1" r:id="rId_op5qozjeyoo_rcbt5gf_">
         <w:r>
           <w:rPr>
             <w:rFonts w:ascii="Arial" w:cs="Arial" w:eastAsia="Arial" w:hAnsi="Arial"/>
@@ -1846,7 +1846,7 @@
         </w:rPr>
         <w:t xml:space="preserve"> (</w:t>
       </w:r>
-      <w:hyperlink w:history="1" r:id="rIdmbmiwecdqaqr4gghpz1_h">
+      <w:hyperlink w:history="1" r:id="rIdi4fkqirahnnw_i4bj9pzk">
         <w:r>
           <w:rPr>
             <w:rFonts w:ascii="Arial" w:cs="Arial" w:eastAsia="Arial" w:hAnsi="Arial"/>
@@ -1866,7 +1866,7 @@
         </w:rPr>
         <w:t xml:space="preserve">). To view a copy of this license, visit </w:t>
       </w:r>
-      <w:hyperlink w:history="1" r:id="rId5zivo3n5jhue3ev07tluz">
+      <w:hyperlink w:history="1" r:id="rIdxta4lvrfr_rnkz4my6p90">
         <w:r>
           <w:rPr>
             <w:rFonts w:ascii="Arial" w:cs="Arial" w:eastAsia="Arial" w:hAnsi="Arial"/>

--- a/data/outputs/v2/Chemistry/SS2.1_Introduction_to_Salts/Chemistry_Introduction_to_Salts_FinalExplanation_TeacherKey.docx
+++ b/data/outputs/v2/Chemistry/SS2.1_Introduction_to_Salts/Chemistry_Introduction_to_Salts_FinalExplanation_TeacherKey.docx
@@ -732,7 +732,7 @@
                 <w:sz w:val="18"/>
                 <w:szCs w:val="18"/>
               </w:rPr>
-              <w:t xml:space="preserve">(a) Calcium chloride gained mass and became moist and sticky. Sodium carbonate decahydrate lost mass and developed a white powdery surface. Sodium chloride showed no significant change. (b) A deliquescent salt absorbs water vapour from the air and can dissolve in it. An efflorescent salt loses its water of crystallisation to the air and forms a white powder. A stable salt does not interact significantly with water in the air under normal conditions. (c) CAN fertiliser is deliquescent, or strongly hygroscopic. Its ions attract water molecules from the humid storeroom air, so the granules became wet and sticky and clumped together. Washing soda is efflorescent: the crystals lose water of crystallisation to the air, so they shrank and formed a white powdery crust: Na₂CO₃·10H₂O → Na₂CO₃ + 10H₂O (the product may keep some water, for example the monohydrate). Table salt is not affected by water in the air under normal conditions, so it stayed unchanged. All three are soluble salts, but their behaviour in air differs because of how each one interacts with water vapour.</w:t>
+              <w:t xml:space="preserve">(a) Calcium chloride gained mass and became moist and sticky. Sodium carbonate decahydrate lost mass and developed a white powdery surface. Sodium chloride showed no significant change. (b) A deliquescent salt absorbs water vapour from the air and can dissolve in it. An efflorescent salt loses its water of crystallisation to the air and forms a white powder. A stable salt does not interact significantly with water in the air under normal conditions. (c) CAN fertiliser is deliquescent, or strongly hygroscopic. Its ions attract water molecules from the humid storeroom air, so the granules became wet and sticky and clumped together. Washing soda is efflorescent: the crystals lose water of crystallisation to the air, so they shrank and formed a white powdery crust: Na₂CO₃·10H₂O → Na₂CO₃·H₂O + 9H₂O (the white powder is the monohydrate). Table salt is not affected by water in the air under normal conditions, so it stayed unchanged. All three are soluble salts, but their behaviour in air differs because of how each one interacts with water vapour.</w:t>
             </w:r>
           </w:p>
         </w:tc>
@@ -1826,7 +1826,7 @@
         </w:rPr>
         <w:t xml:space="preserve">© 2026 SeaVuria and ARES. This work is licensed under a </w:t>
       </w:r>
-      <w:hyperlink w:history="1" r:id="rId_op5qozjeyoo_rcbt5gf_">
+      <w:hyperlink w:history="1" r:id="rIdy5uy1yliyljoqdse7b_nw">
         <w:r>
           <w:rPr>
             <w:rFonts w:ascii="Arial" w:cs="Arial" w:eastAsia="Arial" w:hAnsi="Arial"/>
@@ -1846,7 +1846,7 @@
         </w:rPr>
         <w:t xml:space="preserve"> (</w:t>
       </w:r>
-      <w:hyperlink w:history="1" r:id="rIdi4fkqirahnnw_i4bj9pzk">
+      <w:hyperlink w:history="1" r:id="rId1hpalwvfmlj88zbla4npb">
         <w:r>
           <w:rPr>
             <w:rFonts w:ascii="Arial" w:cs="Arial" w:eastAsia="Arial" w:hAnsi="Arial"/>
@@ -1866,7 +1866,7 @@
         </w:rPr>
         <w:t xml:space="preserve">). To view a copy of this license, visit </w:t>
       </w:r>
-      <w:hyperlink w:history="1" r:id="rIdxta4lvrfr_rnkz4my6p90">
+      <w:hyperlink w:history="1" r:id="rId-o5-lxqlua_3l_t2h-msv">
         <w:r>
           <w:rPr>
             <w:rFonts w:ascii="Arial" w:cs="Arial" w:eastAsia="Arial" w:hAnsi="Arial"/>

--- a/data/outputs/v2/Chemistry/SS2.1_Introduction_to_Salts/Chemistry_Introduction_to_Salts_FinalExplanation_TeacherKey.docx
+++ b/data/outputs/v2/Chemistry/SS2.1_Introduction_to_Salts/Chemistry_Introduction_to_Salts_FinalExplanation_TeacherKey.docx
@@ -1826,7 +1826,7 @@
         </w:rPr>
         <w:t xml:space="preserve">© 2026 SeaVuria and ARES. This work is licensed under a </w:t>
       </w:r>
-      <w:hyperlink w:history="1" r:id="rIdy5uy1yliyljoqdse7b_nw">
+      <w:hyperlink w:history="1" r:id="rIdog7uoso2zmmxti3cqjfik">
         <w:r>
           <w:rPr>
             <w:rFonts w:ascii="Arial" w:cs="Arial" w:eastAsia="Arial" w:hAnsi="Arial"/>
@@ -1846,7 +1846,7 @@
         </w:rPr>
         <w:t xml:space="preserve"> (</w:t>
       </w:r>
-      <w:hyperlink w:history="1" r:id="rId1hpalwvfmlj88zbla4npb">
+      <w:hyperlink w:history="1" r:id="rId92bsbdtnipi4h8fvdqdh3">
         <w:r>
           <w:rPr>
             <w:rFonts w:ascii="Arial" w:cs="Arial" w:eastAsia="Arial" w:hAnsi="Arial"/>
@@ -1866,7 +1866,7 @@
         </w:rPr>
         <w:t xml:space="preserve">). To view a copy of this license, visit </w:t>
       </w:r>
-      <w:hyperlink w:history="1" r:id="rId-o5-lxqlua_3l_t2h-msv">
+      <w:hyperlink w:history="1" r:id="rIdxdrwblmsszhmlrmvvzoop">
         <w:r>
           <w:rPr>
             <w:rFonts w:ascii="Arial" w:cs="Arial" w:eastAsia="Arial" w:hAnsi="Arial"/>

--- a/data/outputs/v2/Chemistry/SS2.1_Introduction_to_Salts/Chemistry_Introduction_to_Salts_FinalExplanation_TeacherKey.docx
+++ b/data/outputs/v2/Chemistry/SS2.1_Introduction_to_Salts/Chemistry_Introduction_to_Salts_FinalExplanation_TeacherKey.docx
@@ -4,6 +4,7 @@
   <w:body>
     <w:p>
       <w:pPr>
+        <w:keepNext w:val="false"/>
         <w:spacing w:after="30" w:before="0"/>
         <w:jc w:val="center"/>
       </w:pPr>
@@ -23,6 +24,7 @@
     </w:p>
     <w:p>
       <w:pPr>
+        <w:keepNext w:val="false"/>
         <w:spacing w:after="60" w:before="0"/>
         <w:jc w:val="center"/>
       </w:pPr>
@@ -81,6 +83,7 @@
           </w:tcPr>
           <w:p>
             <w:pPr>
+              <w:keepNext w:val="false"/>
               <w:spacing w:after="40" w:before="0"/>
               <w:jc w:val="center"/>
             </w:pPr>
@@ -116,6 +119,7 @@
           </w:tcPr>
           <w:p>
             <w:pPr>
+              <w:keepNext w:val="false"/>
               <w:spacing w:after="40" w:before="0"/>
               <w:jc w:val="center"/>
             </w:pPr>
@@ -176,6 +180,7 @@
           </w:tcPr>
           <w:p>
             <w:pPr>
+              <w:keepNext w:val="false"/>
               <w:spacing w:after="40" w:before="0"/>
               <w:jc w:val="center"/>
             </w:pPr>
@@ -210,6 +215,7 @@
           </w:tcPr>
           <w:p>
             <w:pPr>
+              <w:keepNext w:val="false"/>
               <w:spacing w:after="40" w:before="0"/>
               <w:jc w:val="left"/>
             </w:pPr>
@@ -271,6 +277,7 @@
           </w:tcPr>
           <w:p>
             <w:pPr>
+              <w:keepNext/>
               <w:spacing w:after="40" w:before="0"/>
               <w:jc w:val="center"/>
             </w:pPr>
@@ -305,6 +312,7 @@
           </w:tcPr>
           <w:p>
             <w:pPr>
+              <w:keepNext w:val="false"/>
               <w:spacing w:after="40" w:before="0"/>
               <w:jc w:val="left"/>
             </w:pPr>
@@ -337,6 +345,7 @@
           </w:tcPr>
           <w:p>
             <w:pPr>
+              <w:keepNext w:val="false"/>
               <w:spacing w:after="40" w:before="0"/>
               <w:jc w:val="left"/>
             </w:pPr>
@@ -398,6 +407,7 @@
           </w:tcPr>
           <w:p>
             <w:pPr>
+              <w:keepNext/>
               <w:spacing w:after="40" w:before="0"/>
               <w:jc w:val="center"/>
             </w:pPr>
@@ -432,6 +442,7 @@
           </w:tcPr>
           <w:p>
             <w:pPr>
+              <w:keepNext w:val="false"/>
               <w:spacing w:after="40" w:before="0"/>
               <w:jc w:val="left"/>
             </w:pPr>
@@ -464,6 +475,7 @@
           </w:tcPr>
           <w:p>
             <w:pPr>
+              <w:keepNext w:val="false"/>
               <w:spacing w:after="40" w:before="0"/>
               <w:jc w:val="left"/>
             </w:pPr>
@@ -525,6 +537,7 @@
           </w:tcPr>
           <w:p>
             <w:pPr>
+              <w:keepNext/>
               <w:spacing w:after="40" w:before="0"/>
               <w:jc w:val="center"/>
             </w:pPr>
@@ -559,6 +572,7 @@
           </w:tcPr>
           <w:p>
             <w:pPr>
+              <w:keepNext w:val="false"/>
               <w:spacing w:after="40" w:before="0"/>
               <w:jc w:val="left"/>
             </w:pPr>
@@ -591,6 +605,7 @@
           </w:tcPr>
           <w:p>
             <w:pPr>
+              <w:keepNext w:val="false"/>
               <w:spacing w:after="40" w:before="0"/>
               <w:jc w:val="left"/>
             </w:pPr>
@@ -652,6 +667,7 @@
           </w:tcPr>
           <w:p>
             <w:pPr>
+              <w:keepNext/>
               <w:spacing w:after="40" w:before="0"/>
               <w:jc w:val="center"/>
             </w:pPr>
@@ -686,6 +702,7 @@
           </w:tcPr>
           <w:p>
             <w:pPr>
+              <w:keepNext w:val="false"/>
               <w:spacing w:after="40" w:before="0"/>
               <w:jc w:val="left"/>
             </w:pPr>
@@ -718,6 +735,7 @@
           </w:tcPr>
           <w:p>
             <w:pPr>
+              <w:keepNext w:val="false"/>
               <w:spacing w:after="40" w:before="0"/>
               <w:jc w:val="left"/>
             </w:pPr>
@@ -779,6 +797,7 @@
           </w:tcPr>
           <w:p>
             <w:pPr>
+              <w:keepNext/>
               <w:spacing w:after="40" w:before="0"/>
               <w:jc w:val="center"/>
             </w:pPr>
@@ -813,6 +832,7 @@
           </w:tcPr>
           <w:p>
             <w:pPr>
+              <w:keepNext w:val="false"/>
               <w:spacing w:after="40" w:before="0"/>
               <w:jc w:val="left"/>
             </w:pPr>
@@ -845,6 +865,7 @@
           </w:tcPr>
           <w:p>
             <w:pPr>
+              <w:keepNext w:val="false"/>
               <w:spacing w:after="40" w:before="0"/>
               <w:jc w:val="left"/>
             </w:pPr>
@@ -908,6 +929,7 @@
           </w:tcPr>
           <w:p>
             <w:pPr>
+              <w:keepNext w:val="false"/>
               <w:spacing w:after="40" w:before="0"/>
               <w:jc w:val="center"/>
             </w:pPr>
@@ -942,6 +964,7 @@
           </w:tcPr>
           <w:p>
             <w:pPr>
+              <w:keepNext w:val="false"/>
               <w:spacing w:after="40" w:before="0"/>
               <w:jc w:val="left"/>
             </w:pPr>
@@ -974,6 +997,7 @@
           </w:tcPr>
           <w:p>
             <w:pPr>
+              <w:keepNext w:val="false"/>
               <w:spacing w:after="40" w:before="0"/>
               <w:jc w:val="left"/>
             </w:pPr>
@@ -1006,6 +1030,7 @@
           </w:tcPr>
           <w:p>
             <w:pPr>
+              <w:keepNext w:val="false"/>
               <w:spacing w:after="40" w:before="0"/>
               <w:jc w:val="left"/>
             </w:pPr>
@@ -1038,6 +1063,7 @@
           </w:tcPr>
           <w:p>
             <w:pPr>
+              <w:keepNext w:val="false"/>
               <w:spacing w:after="40" w:before="0"/>
               <w:jc w:val="left"/>
             </w:pPr>
@@ -1072,6 +1098,7 @@
           </w:tcPr>
           <w:p>
             <w:pPr>
+              <w:keepNext w:val="false"/>
               <w:spacing w:after="40" w:before="0"/>
               <w:jc w:val="left"/>
             </w:pPr>
@@ -1104,6 +1131,7 @@
           </w:tcPr>
           <w:p>
             <w:pPr>
+              <w:keepNext w:val="false"/>
               <w:spacing w:after="40" w:before="0"/>
               <w:jc w:val="left"/>
             </w:pPr>
@@ -1136,6 +1164,7 @@
           </w:tcPr>
           <w:p>
             <w:pPr>
+              <w:keepNext w:val="false"/>
               <w:spacing w:after="40" w:before="0"/>
               <w:jc w:val="left"/>
             </w:pPr>
@@ -1168,6 +1197,7 @@
           </w:tcPr>
           <w:p>
             <w:pPr>
+              <w:keepNext w:val="false"/>
               <w:spacing w:after="40" w:before="0"/>
               <w:jc w:val="left"/>
             </w:pPr>
@@ -1202,6 +1232,7 @@
           </w:tcPr>
           <w:p>
             <w:pPr>
+              <w:keepNext w:val="false"/>
               <w:spacing w:after="40" w:before="0"/>
               <w:jc w:val="left"/>
             </w:pPr>
@@ -1234,6 +1265,7 @@
           </w:tcPr>
           <w:p>
             <w:pPr>
+              <w:keepNext w:val="false"/>
               <w:spacing w:after="40" w:before="0"/>
               <w:jc w:val="left"/>
             </w:pPr>
@@ -1266,6 +1298,7 @@
           </w:tcPr>
           <w:p>
             <w:pPr>
+              <w:keepNext w:val="false"/>
               <w:spacing w:after="40" w:before="0"/>
               <w:jc w:val="left"/>
             </w:pPr>
@@ -1298,6 +1331,7 @@
           </w:tcPr>
           <w:p>
             <w:pPr>
+              <w:keepNext w:val="false"/>
               <w:spacing w:after="40" w:before="0"/>
               <w:jc w:val="left"/>
             </w:pPr>
@@ -1332,6 +1366,7 @@
           </w:tcPr>
           <w:p>
             <w:pPr>
+              <w:keepNext w:val="false"/>
               <w:spacing w:after="40" w:before="0"/>
               <w:jc w:val="left"/>
             </w:pPr>
@@ -1364,6 +1399,7 @@
           </w:tcPr>
           <w:p>
             <w:pPr>
+              <w:keepNext w:val="false"/>
               <w:spacing w:after="40" w:before="0"/>
               <w:jc w:val="left"/>
             </w:pPr>
@@ -1396,6 +1432,7 @@
           </w:tcPr>
           <w:p>
             <w:pPr>
+              <w:keepNext w:val="false"/>
               <w:spacing w:after="40" w:before="0"/>
               <w:jc w:val="left"/>
             </w:pPr>
@@ -1428,6 +1465,7 @@
           </w:tcPr>
           <w:p>
             <w:pPr>
+              <w:keepNext w:val="false"/>
               <w:spacing w:after="40" w:before="0"/>
               <w:jc w:val="left"/>
             </w:pPr>
@@ -1462,6 +1500,7 @@
           </w:tcPr>
           <w:p>
             <w:pPr>
+              <w:keepNext w:val="false"/>
               <w:spacing w:after="40" w:before="0"/>
               <w:jc w:val="left"/>
             </w:pPr>
@@ -1494,6 +1533,7 @@
           </w:tcPr>
           <w:p>
             <w:pPr>
+              <w:keepNext w:val="false"/>
               <w:spacing w:after="40" w:before="0"/>
               <w:jc w:val="left"/>
             </w:pPr>
@@ -1526,6 +1566,7 @@
           </w:tcPr>
           <w:p>
             <w:pPr>
+              <w:keepNext w:val="false"/>
               <w:spacing w:after="40" w:before="0"/>
               <w:jc w:val="left"/>
             </w:pPr>
@@ -1558,6 +1599,7 @@
           </w:tcPr>
           <w:p>
             <w:pPr>
+              <w:keepNext w:val="false"/>
               <w:spacing w:after="40" w:before="0"/>
               <w:jc w:val="left"/>
             </w:pPr>
@@ -1592,6 +1634,7 @@
           </w:tcPr>
           <w:p>
             <w:pPr>
+              <w:keepNext w:val="false"/>
               <w:spacing w:after="40" w:before="0"/>
               <w:jc w:val="left"/>
             </w:pPr>
@@ -1624,6 +1667,7 @@
           </w:tcPr>
           <w:p>
             <w:pPr>
+              <w:keepNext w:val="false"/>
               <w:spacing w:after="40" w:before="0"/>
               <w:jc w:val="left"/>
             </w:pPr>
@@ -1656,6 +1700,7 @@
           </w:tcPr>
           <w:p>
             <w:pPr>
+              <w:keepNext w:val="false"/>
               <w:spacing w:after="40" w:before="0"/>
               <w:jc w:val="left"/>
             </w:pPr>
@@ -1688,6 +1733,7 @@
           </w:tcPr>
           <w:p>
             <w:pPr>
+              <w:keepNext w:val="false"/>
               <w:spacing w:after="40" w:before="0"/>
               <w:jc w:val="left"/>
             </w:pPr>
@@ -1826,7 +1872,7 @@
         </w:rPr>
         <w:t xml:space="preserve">© 2026 SeaVuria and ARES. This work is licensed under a </w:t>
       </w:r>
-      <w:hyperlink w:history="1" r:id="rIdog7uoso2zmmxti3cqjfik">
+      <w:hyperlink w:history="1" r:id="rIdypwuysdmftomdtgaji73s">
         <w:r>
           <w:rPr>
             <w:rFonts w:ascii="Arial" w:cs="Arial" w:eastAsia="Arial" w:hAnsi="Arial"/>
@@ -1846,7 +1892,7 @@
         </w:rPr>
         <w:t xml:space="preserve"> (</w:t>
       </w:r>
-      <w:hyperlink w:history="1" r:id="rId92bsbdtnipi4h8fvdqdh3">
+      <w:hyperlink w:history="1" r:id="rIdw6jskzs5zckhdyntghoes">
         <w:r>
           <w:rPr>
             <w:rFonts w:ascii="Arial" w:cs="Arial" w:eastAsia="Arial" w:hAnsi="Arial"/>
@@ -1866,7 +1912,7 @@
         </w:rPr>
         <w:t xml:space="preserve">). To view a copy of this license, visit </w:t>
       </w:r>
-      <w:hyperlink w:history="1" r:id="rIdxdrwblmsszhmlrmvvzoop">
+      <w:hyperlink w:history="1" r:id="rIdkphvgy_tsagxhfqe1immb">
         <w:r>
           <w:rPr>
             <w:rFonts w:ascii="Arial" w:cs="Arial" w:eastAsia="Arial" w:hAnsi="Arial"/>

--- a/data/outputs/v2/Chemistry/SS2.1_Introduction_to_Salts/Chemistry_Introduction_to_Salts_FinalExplanation_TeacherKey.docx
+++ b/data/outputs/v2/Chemistry/SS2.1_Introduction_to_Salts/Chemistry_Introduction_to_Salts_FinalExplanation_TeacherKey.docx
@@ -1872,7 +1872,7 @@
         </w:rPr>
         <w:t xml:space="preserve">© 2026 SeaVuria and ARES. This work is licensed under a </w:t>
       </w:r>
-      <w:hyperlink w:history="1" r:id="rIdypwuysdmftomdtgaji73s">
+      <w:hyperlink w:history="1" r:id="rIdjcznts8ebgrxcrsxfi_hq">
         <w:r>
           <w:rPr>
             <w:rFonts w:ascii="Arial" w:cs="Arial" w:eastAsia="Arial" w:hAnsi="Arial"/>
@@ -1892,7 +1892,7 @@
         </w:rPr>
         <w:t xml:space="preserve"> (</w:t>
       </w:r>
-      <w:hyperlink w:history="1" r:id="rIdw6jskzs5zckhdyntghoes">
+      <w:hyperlink w:history="1" r:id="rIdyy8qnllu6i5uvj_0l-cdx">
         <w:r>
           <w:rPr>
             <w:rFonts w:ascii="Arial" w:cs="Arial" w:eastAsia="Arial" w:hAnsi="Arial"/>
@@ -1912,7 +1912,7 @@
         </w:rPr>
         <w:t xml:space="preserve">). To view a copy of this license, visit </w:t>
       </w:r>
-      <w:hyperlink w:history="1" r:id="rIdkphvgy_tsagxhfqe1immb">
+      <w:hyperlink w:history="1" r:id="rIdsvt2band2-e8gdwgijxon">
         <w:r>
           <w:rPr>
             <w:rFonts w:ascii="Arial" w:cs="Arial" w:eastAsia="Arial" w:hAnsi="Arial"/>
